--- a/paper/kbs/cover_letter.docx
+++ b/paper/kbs/cover_letter.docx
@@ -9,17 +9,17 @@
     </w:p>
     <w:p>
       <w:r>
-        <w:t>Please consider our manuscript, "Risk-certified class expansion through reference-anchored evidence alignment," as an original Research Article.</w:t>
+        <w:t>Please consider our manuscript, "Reference-anchored asymmetric class expansion with query-adaptive evidence alignment," as an original Research Article.</w:t>
       </w:r>
     </w:p>
     <w:p>
       <w:r>
-        <w:t>The paper addresses class expansion with asymmetric evidence and an explicit base-accuracy requirement. Fixed reference banks align learned base scores, semantic anchors and few-shot prototypes independently of vocabulary growth. Query normalization induces an adaptive admission margin, while independent finite-sample calibration selects a certified policy. The analysis connects preserved base rankings to the protection objective, derives a calibration-coverage condition, and provides a direct accuracy test that credits replacement readouts' recovered errors.</w:t>
+        <w:t>The paper addresses class expansion when a trained base classifier and arriving few-shot classes provide asymmetric evidence. Fixed base references align learned scores, semantic anchors and visual prototypes while preserving existing scores during vocabulary growth. Query normalization induces an explicit sample-adaptive admission margin without an auxiliary routing network. Independent calibration selects the global offset under a specified base-accuracy requirement, enabling retention-constrained expansion and frozen-model transfer.</w:t>
       </w:r>
     </w:p>
     <w:p>
       <w:r>
-        <w:t>Experiments cover three source datasets, ten class partitions, two frozen CLIP encoders and five arrivals. Independently tuned query normalization improves ImageNet-R novel capacity over uncentered fusion by 3.60 and 5.29 points. Capacity-to-policy analysis of the original frozen ImageNet-R L/14 readouts shows how comparable recognition frontiers can produce different certified operating points: a 0.29-point retained-minus-dense capacity gap accompanies a 4.85-point direct-policy gap. A separate transfer of original source-selected models reaches 86.82% and 58.96% novel accuracy on ImageNet-Sketch, with target calibration and empirical retention attainment in all ten partitions per encoder. The manuscript combines algebraic mechanisms, controlled fusion comparisons, calibrated policies and frozen-model transfer.</w:t>
+        <w:t>Experiments cover three source datasets, ten class partitions, two frozen CLIP encoders and five arrivals. In matched transfers on ImageNet-R, average incremental accuracy exceeds HyCal by 10.93 and 13.74 percentage points. A fixed-fusion centering ablation improves CIFAR L/14 novel accuracy by 41.73 points after independent offset recalibration; separately optimized normalization schemes confirm ImageNet-R capacity gains of 3.60 and 5.29 points. Under a common direct accuracy certificate, the original retained ImageNet-R L/14 readout reaches 81.61% novel accuracy, versus 76.76% for dense prototypes, with both admitted in all ten partitions. Frozen source models and prototypes reach 86.82% and 58.96% novel accuracy on ImageNet-Sketch after target calibration, with all evaluated empirical retention targets met. The contribution connects a concrete evidence-alignment mechanism to sustained recognition and useful admission. Code and experimental records accompany the manuscript.</w:t>
       </w:r>
     </w:p>
     <w:p>
